--- a/sem_2/Lab10/Lab10.docx
+++ b/sem_2/Lab10/Lab10.docx
@@ -617,6 +617,7 @@
         <w:keepLines w:val="0"/>
         <w:widowControl/>
         <w:numPr>
+          <w:ilvl w:val="0"/>
           <w:numId w:val="0"/>
         </w:numPr>
         <w:suppressLineNumbers w:val="0"/>
@@ -1020,6 +1021,7 @@
         <w:keepLines w:val="0"/>
         <w:widowControl/>
         <w:numPr>
+          <w:ilvl w:val="0"/>
           <w:numId w:val="0"/>
         </w:numPr>
         <w:suppressLineNumbers w:val="0"/>
@@ -1329,6 +1331,7 @@
         <w:keepLines w:val="0"/>
         <w:widowControl/>
         <w:numPr>
+          <w:ilvl w:val="0"/>
           <w:numId w:val="0"/>
         </w:numPr>
         <w:suppressLineNumbers w:val="0"/>
@@ -2037,25 +2040,53 @@
         <w:keepNext w:val="0"/>
         <w:keepLines w:val="0"/>
         <w:widowControl/>
+        <w:numPr>
+          <w:ilvl w:val="0"/>
+          <w:numId w:val="8"/>
+        </w:numPr>
+        <w:suppressLineNumbers w:val="0"/>
+        <w:spacing w:before="0" w:beforeAutospacing="0" w:line="360" w:lineRule="auto"/>
+        <w:ind w:left="860" w:leftChars="0" w:hanging="420" w:firstLineChars="0"/>
+        <w:jc w:val="both"/>
+        <w:rPr>
+          <w:rFonts w:hint="default" w:ascii="Times New Roman" w:hAnsi="Times New Roman" w:eastAsia="sans-serif" w:cs="Times New Roman"/>
+          <w:sz w:val="28"/>
+          <w:szCs w:val="28"/>
+        </w:rPr>
+      </w:pPr>
+      <w:r>
+        <w:rPr>
+          <w:rFonts w:hint="default" w:ascii="Times New Roman" w:hAnsi="Times New Roman" w:eastAsia="sans-serif"/>
+          <w:b/>
+          <w:bCs/>
+          <w:sz w:val="28"/>
+          <w:szCs w:val="28"/>
+        </w:rPr>
+        <w:t>add_end</w:t>
+      </w:r>
+      <w:r>
+        <w:rPr>
+          <w:rFonts w:hint="default" w:ascii="Times New Roman" w:hAnsi="Times New Roman" w:eastAsia="sans-serif"/>
+          <w:sz w:val="28"/>
+          <w:szCs w:val="28"/>
+        </w:rPr>
+        <w:t>: добавляет запись в конец файла (используется, если элемент не найден).</w:t>
+      </w:r>
+    </w:p>
+    <w:p>
+      <w:pPr>
+        <w:pStyle w:val="22"/>
+        <w:keepNext w:val="0"/>
+        <w:keepLines w:val="0"/>
+        <w:widowControl/>
         <w:suppressLineNumbers w:val="0"/>
         <w:rPr>
           <w:rFonts w:hint="default"/>
           <w:lang w:val="ru-RU"/>
         </w:rPr>
       </w:pPr>
-    </w:p>
-    <w:p>
-      <w:pPr>
-        <w:pStyle w:val="22"/>
-        <w:keepNext w:val="0"/>
-        <w:keepLines w:val="0"/>
-        <w:widowControl/>
-        <w:suppressLineNumbers w:val="0"/>
-        <w:rPr>
-          <w:rFonts w:hint="default"/>
-          <w:lang w:val="ru-RU"/>
-        </w:rPr>
-      </w:pPr>
+      <w:bookmarkStart w:id="0" w:name="_GoBack"/>
+      <w:bookmarkEnd w:id="0"/>
     </w:p>
     <w:p>
       <w:pPr>
@@ -2296,6 +2327,7 @@
         <w:pageBreakBefore w:val="0"/>
         <w:widowControl/>
         <w:numPr>
+          <w:ilvl w:val="0"/>
           <w:numId w:val="0"/>
         </w:numPr>
         <w:suppressLineNumbers w:val="0"/>
@@ -2320,9 +2352,9 @@
       <w:r>
         <w:drawing>
           <wp:inline distT="0" distB="0" distL="114300" distR="114300">
-            <wp:extent cx="5796915" cy="4335145"/>
-            <wp:effectExtent l="0" t="0" r="13335" b="8255"/>
-            <wp:docPr id="5" name="Изображение 2"/>
+            <wp:extent cx="5662295" cy="4124325"/>
+            <wp:effectExtent l="0" t="0" r="14605" b="9525"/>
+            <wp:docPr id="5" name="Изображение 4"/>
             <wp:cNvGraphicFramePr>
               <a:graphicFrameLocks xmlns:a="http://schemas.openxmlformats.org/drawingml/2006/main" noChangeAspect="1"/>
             </wp:cNvGraphicFramePr>
@@ -2330,7 +2362,7 @@
               <a:graphicData uri="http://schemas.openxmlformats.org/drawingml/2006/picture">
                 <pic:pic xmlns:pic="http://schemas.openxmlformats.org/drawingml/2006/picture">
                   <pic:nvPicPr>
-                    <pic:cNvPr id="5" name="Изображение 2"/>
+                    <pic:cNvPr id="5" name="Изображение 4"/>
                     <pic:cNvPicPr>
                       <a:picLocks noChangeAspect="1"/>
                     </pic:cNvPicPr>
@@ -2344,7 +2376,7 @@
                   <pic:spPr>
                     <a:xfrm>
                       <a:off x="0" y="0"/>
-                      <a:ext cx="5796915" cy="4335145"/>
+                      <a:ext cx="5662295" cy="4124325"/>
                     </a:xfrm>
                     <a:prstGeom prst="rect">
                       <a:avLst/>
@@ -2395,9 +2427,9 @@
       <w:r>
         <w:drawing>
           <wp:inline distT="0" distB="0" distL="114300" distR="114300">
-            <wp:extent cx="5939155" cy="7990205"/>
-            <wp:effectExtent l="0" t="0" r="4445" b="10795"/>
-            <wp:docPr id="6" name="Изображение 3"/>
+            <wp:extent cx="5982970" cy="8889365"/>
+            <wp:effectExtent l="0" t="0" r="17780" b="6985"/>
+            <wp:docPr id="1" name="Изображение 1"/>
             <wp:cNvGraphicFramePr>
               <a:graphicFrameLocks xmlns:a="http://schemas.openxmlformats.org/drawingml/2006/main" noChangeAspect="1"/>
             </wp:cNvGraphicFramePr>
@@ -2405,7 +2437,7 @@
               <a:graphicData uri="http://schemas.openxmlformats.org/drawingml/2006/picture">
                 <pic:pic xmlns:pic="http://schemas.openxmlformats.org/drawingml/2006/picture">
                   <pic:nvPicPr>
-                    <pic:cNvPr id="6" name="Изображение 3"/>
+                    <pic:cNvPr id="1" name="Изображение 1"/>
                     <pic:cNvPicPr>
                       <a:picLocks noChangeAspect="1"/>
                     </pic:cNvPicPr>
@@ -2419,7 +2451,7 @@
                   <pic:spPr>
                     <a:xfrm>
                       <a:off x="0" y="0"/>
-                      <a:ext cx="5939155" cy="7990205"/>
+                      <a:ext cx="5982970" cy="8889365"/>
                     </a:xfrm>
                     <a:prstGeom prst="rect">
                       <a:avLst/>
@@ -2443,6 +2475,102 @@
           <w:numId w:val="0"/>
         </w:numPr>
         <w:spacing w:after="30" w:line="360" w:lineRule="auto"/>
+        <w:jc w:val="both"/>
+      </w:pPr>
+      <w:r>
+        <w:drawing>
+          <wp:inline distT="0" distB="0" distL="114300" distR="114300">
+            <wp:extent cx="5926455" cy="9260205"/>
+            <wp:effectExtent l="0" t="0" r="17145" b="17145"/>
+            <wp:docPr id="2" name="Изображение 2"/>
+            <wp:cNvGraphicFramePr>
+              <a:graphicFrameLocks xmlns:a="http://schemas.openxmlformats.org/drawingml/2006/main" noChangeAspect="1"/>
+            </wp:cNvGraphicFramePr>
+            <a:graphic xmlns:a="http://schemas.openxmlformats.org/drawingml/2006/main">
+              <a:graphicData uri="http://schemas.openxmlformats.org/drawingml/2006/picture">
+                <pic:pic xmlns:pic="http://schemas.openxmlformats.org/drawingml/2006/picture">
+                  <pic:nvPicPr>
+                    <pic:cNvPr id="2" name="Изображение 2"/>
+                    <pic:cNvPicPr>
+                      <a:picLocks noChangeAspect="1"/>
+                    </pic:cNvPicPr>
+                  </pic:nvPicPr>
+                  <pic:blipFill>
+                    <a:blip r:embed="rId10"/>
+                    <a:stretch>
+                      <a:fillRect/>
+                    </a:stretch>
+                  </pic:blipFill>
+                  <pic:spPr>
+                    <a:xfrm>
+                      <a:off x="0" y="0"/>
+                      <a:ext cx="5926455" cy="9260205"/>
+                    </a:xfrm>
+                    <a:prstGeom prst="rect">
+                      <a:avLst/>
+                    </a:prstGeom>
+                    <a:noFill/>
+                    <a:ln>
+                      <a:noFill/>
+                    </a:ln>
+                  </pic:spPr>
+                </pic:pic>
+              </a:graphicData>
+            </a:graphic>
+          </wp:inline>
+        </w:drawing>
+      </w:r>
+      <w:r>
+        <w:drawing>
+          <wp:inline distT="0" distB="0" distL="114300" distR="114300">
+            <wp:extent cx="5884545" cy="1952625"/>
+            <wp:effectExtent l="0" t="0" r="1905" b="9525"/>
+            <wp:docPr id="3" name="Изображение 3"/>
+            <wp:cNvGraphicFramePr>
+              <a:graphicFrameLocks xmlns:a="http://schemas.openxmlformats.org/drawingml/2006/main" noChangeAspect="1"/>
+            </wp:cNvGraphicFramePr>
+            <a:graphic xmlns:a="http://schemas.openxmlformats.org/drawingml/2006/main">
+              <a:graphicData uri="http://schemas.openxmlformats.org/drawingml/2006/picture">
+                <pic:pic xmlns:pic="http://schemas.openxmlformats.org/drawingml/2006/picture">
+                  <pic:nvPicPr>
+                    <pic:cNvPr id="3" name="Изображение 3"/>
+                    <pic:cNvPicPr>
+                      <a:picLocks noChangeAspect="1"/>
+                    </pic:cNvPicPr>
+                  </pic:nvPicPr>
+                  <pic:blipFill>
+                    <a:blip r:embed="rId11"/>
+                    <a:stretch>
+                      <a:fillRect/>
+                    </a:stretch>
+                  </pic:blipFill>
+                  <pic:spPr>
+                    <a:xfrm>
+                      <a:off x="0" y="0"/>
+                      <a:ext cx="5884545" cy="1952625"/>
+                    </a:xfrm>
+                    <a:prstGeom prst="rect">
+                      <a:avLst/>
+                    </a:prstGeom>
+                    <a:noFill/>
+                    <a:ln>
+                      <a:noFill/>
+                    </a:ln>
+                  </pic:spPr>
+                </pic:pic>
+              </a:graphicData>
+            </a:graphic>
+          </wp:inline>
+        </w:drawing>
+      </w:r>
+    </w:p>
+    <w:p>
+      <w:pPr>
+        <w:numPr>
+          <w:ilvl w:val="0"/>
+          <w:numId w:val="0"/>
+        </w:numPr>
+        <w:spacing w:after="30" w:line="360" w:lineRule="auto"/>
         <w:ind w:firstLine="708" w:firstLineChars="0"/>
         <w:jc w:val="both"/>
         <w:rPr>
@@ -2566,25 +2694,7 @@
           <w:sz w:val="28"/>
           <w:szCs w:val="28"/>
         </w:rPr>
-        <w:t xml:space="preserve"> — это логическое устройство, которое принимает или поставляет </w:t>
-      </w:r>
-      <w:bookmarkStart w:id="0" w:name="_GoBack"/>
-      <w:r>
-        <w:rPr>
-          <w:rFonts w:hint="default" w:ascii="Times New Roman" w:hAnsi="Times New Roman" w:eastAsia="sans-serif" w:cs="Times New Roman"/>
-          <w:sz w:val="28"/>
-          <w:szCs w:val="28"/>
-        </w:rPr>
-        <w:t xml:space="preserve">информацию (последовательность байтов), не зависящее от физического </w:t>
-      </w:r>
-      <w:bookmarkEnd w:id="0"/>
-      <w:r>
-        <w:rPr>
-          <w:rFonts w:hint="default" w:ascii="Times New Roman" w:hAnsi="Times New Roman" w:eastAsia="sans-serif" w:cs="Times New Roman"/>
-          <w:sz w:val="28"/>
-          <w:szCs w:val="28"/>
-        </w:rPr>
-        <w:t xml:space="preserve">носителя. </w:t>
+        <w:t xml:space="preserve"> — это логическое устройство, которое принимает или поставляет информацию (последовательность байтов), не зависящее от физического носителя. </w:t>
       </w:r>
     </w:p>
     <w:p>
